--- a/ai_12/vasyl_kozii/epic_2/epic_2_report_vasyl_kozii.docx
+++ b/ai_12/vasyl_kozii/epic_2/epic_2_report_vasyl_kozii.docx
@@ -9074,7 +9074,39 @@
             <w:rFonts w:ascii="Times New Roman" w:hAnsi="Times New Roman" w:cs="Times New Roman"/>
             <w:lang w:val="en-US"/>
           </w:rPr>
-          <w:t>https://github.com/artificial-intelligence-department/ai_programming_playground_2026/blob/cfb5414af2d13bddba5955c5a2b3e585d7fab772/ai_12/vasyl_kozii/epic_2/lab_1_task_1_variant_18_vasyl_kozii.cpp</w:t>
+          <w:t>https://github.com/artificial-intelligence-department/ai_programming_playground_202</w:t>
+        </w:r>
+        <w:r>
+          <w:rPr>
+            <w:rStyle w:val="ae"/>
+            <w:rFonts w:ascii="Times New Roman" w:hAnsi="Times New Roman" w:cs="Times New Roman"/>
+            <w:lang w:val="en-US"/>
+          </w:rPr>
+          <w:t>6</w:t>
+        </w:r>
+        <w:r>
+          <w:rPr>
+            <w:rStyle w:val="ae"/>
+            <w:rFonts w:ascii="Times New Roman" w:hAnsi="Times New Roman" w:cs="Times New Roman"/>
+            <w:lang w:val="en-US"/>
+          </w:rPr>
+          <w:t>/blob/d</w:t>
+        </w:r>
+        <w:r>
+          <w:rPr>
+            <w:rStyle w:val="ae"/>
+            <w:rFonts w:ascii="Times New Roman" w:hAnsi="Times New Roman" w:cs="Times New Roman"/>
+            <w:lang w:val="en-US"/>
+          </w:rPr>
+          <w:t>2</w:t>
+        </w:r>
+        <w:r>
+          <w:rPr>
+            <w:rStyle w:val="ae"/>
+            <w:rFonts w:ascii="Times New Roman" w:hAnsi="Times New Roman" w:cs="Times New Roman"/>
+            <w:lang w:val="en-US"/>
+          </w:rPr>
+          <w:t>27b2cce68db4ef2ca69943a33166bd7cbf0d70/ai_12/vasyl_kozii/epic_2/lab_1_task_1_variant_18_vasyl_kozii.cpp</w:t>
         </w:r>
       </w:hyperlink>
     </w:p>
@@ -9176,15 +9208,13 @@
       <w:r>
         <w:rPr>
           <w:rFonts w:ascii="Times New Roman" w:hAnsi="Times New Roman" w:cs="Times New Roman"/>
-          <w:noProof/>
-          <w:lang w:val="en-US"/>
         </w:rPr>
         <w:lastRenderedPageBreak/>
         <w:drawing>
-          <wp:inline distT="0" distB="0" distL="0" distR="0" wp14:anchorId="50AABEEF" wp14:editId="416BB768">
-            <wp:extent cx="3749365" cy="3596952"/>
+          <wp:inline distT="0" distB="0" distL="0" distR="0" wp14:anchorId="5D4C7C42" wp14:editId="5A47C684">
+            <wp:extent cx="2834886" cy="3596952"/>
             <wp:effectExtent l="0" t="0" r="3810" b="3810"/>
-            <wp:docPr id="206002940" name="Рисунок 1"/>
+            <wp:docPr id="1544647883" name="Рисунок 1"/>
             <wp:cNvGraphicFramePr>
               <a:graphicFrameLocks xmlns:a="http://schemas.openxmlformats.org/drawingml/2006/main" noChangeAspect="1"/>
             </wp:cNvGraphicFramePr>
@@ -9192,7 +9222,7 @@
               <a:graphicData uri="http://schemas.openxmlformats.org/drawingml/2006/picture">
                 <pic:pic xmlns:pic="http://schemas.openxmlformats.org/drawingml/2006/picture">
                   <pic:nvPicPr>
-                    <pic:cNvPr id="206002940" name=""/>
+                    <pic:cNvPr id="1544647883" name=""/>
                     <pic:cNvPicPr/>
                   </pic:nvPicPr>
                   <pic:blipFill>
@@ -9204,7 +9234,7 @@
                   <pic:spPr>
                     <a:xfrm>
                       <a:off x="0" y="0"/>
-                      <a:ext cx="3749365" cy="3596952"/>
+                      <a:ext cx="2834886" cy="3596952"/>
                     </a:xfrm>
                     <a:prstGeom prst="rect">
                       <a:avLst/>
@@ -9340,7 +9370,63 @@
             <w:rFonts w:ascii="Times New Roman" w:hAnsi="Times New Roman" w:cs="Times New Roman"/>
             <w:lang w:val="en-US"/>
           </w:rPr>
-          <w:t>https://github.com/artificial-intelligence-department/ai_programming_playground_2026/blob/cfb5414af2d13bddba5955c5a2b3e585d7fab772/ai_12/vasyl_kozii/epic_2/lab_1_task_2_variant_18_vasyl_kozii.cpp</w:t>
+          <w:t>https://gith</w:t>
+        </w:r>
+        <w:r>
+          <w:rPr>
+            <w:rStyle w:val="ae"/>
+            <w:rFonts w:ascii="Times New Roman" w:hAnsi="Times New Roman" w:cs="Times New Roman"/>
+            <w:lang w:val="en-US"/>
+          </w:rPr>
+          <w:t>u</w:t>
+        </w:r>
+        <w:r>
+          <w:rPr>
+            <w:rStyle w:val="ae"/>
+            <w:rFonts w:ascii="Times New Roman" w:hAnsi="Times New Roman" w:cs="Times New Roman"/>
+            <w:lang w:val="en-US"/>
+          </w:rPr>
+          <w:t>b</w:t>
+        </w:r>
+        <w:r>
+          <w:rPr>
+            <w:rStyle w:val="ae"/>
+            <w:rFonts w:ascii="Times New Roman" w:hAnsi="Times New Roman" w:cs="Times New Roman"/>
+            <w:lang w:val="en-US"/>
+          </w:rPr>
+          <w:t>.com/artificial-intelligence-department/ai_programming_playground_2026/bl</w:t>
+        </w:r>
+        <w:r>
+          <w:rPr>
+            <w:rStyle w:val="ae"/>
+            <w:rFonts w:ascii="Times New Roman" w:hAnsi="Times New Roman" w:cs="Times New Roman"/>
+            <w:lang w:val="en-US"/>
+          </w:rPr>
+          <w:t>o</w:t>
+        </w:r>
+        <w:r>
+          <w:rPr>
+            <w:rStyle w:val="ae"/>
+            <w:rFonts w:ascii="Times New Roman" w:hAnsi="Times New Roman" w:cs="Times New Roman"/>
+            <w:lang w:val="en-US"/>
+          </w:rPr>
+          <w:t>b/d2</w:t>
+        </w:r>
+        <w:r>
+          <w:rPr>
+            <w:rStyle w:val="ae"/>
+            <w:rFonts w:ascii="Times New Roman" w:hAnsi="Times New Roman" w:cs="Times New Roman"/>
+            <w:lang w:val="en-US"/>
+          </w:rPr>
+          <w:t>2</w:t>
+        </w:r>
+        <w:r>
+          <w:rPr>
+            <w:rStyle w:val="ae"/>
+            <w:rFonts w:ascii="Times New Roman" w:hAnsi="Times New Roman" w:cs="Times New Roman"/>
+            <w:lang w:val="en-US"/>
+          </w:rPr>
+          <w:t>7b2cce68db4ef2ca69943a33166bd7cbf0d70/ai_12/vasyl_kozii/epic_2/lab_1_task_2_variant_18_vasyl_kozii.cpp</w:t>
         </w:r>
       </w:hyperlink>
     </w:p>
@@ -9677,7 +9763,55 @@
             <w:rFonts w:ascii="Times New Roman" w:hAnsi="Times New Roman" w:cs="Times New Roman"/>
             <w:lang w:val="en-US"/>
           </w:rPr>
-          <w:t>https://github.com/artificial-intelligence-department/ai_programming_playground_2026/blob/cfb5414af2d13bddba5955c5a2b3e585d7fab772/ai_12/vasyl_kozii/epic_2/algotester_task_1_variant_1_vasyl_kozii.cpp</w:t>
+          <w:t>https://github.com/artificial-intelligence-department/ai_programming_playground_202</w:t>
+        </w:r>
+        <w:r>
+          <w:rPr>
+            <w:rStyle w:val="ae"/>
+            <w:rFonts w:ascii="Times New Roman" w:hAnsi="Times New Roman" w:cs="Times New Roman"/>
+            <w:lang w:val="en-US"/>
+          </w:rPr>
+          <w:t>6</w:t>
+        </w:r>
+        <w:r>
+          <w:rPr>
+            <w:rStyle w:val="ae"/>
+            <w:rFonts w:ascii="Times New Roman" w:hAnsi="Times New Roman" w:cs="Times New Roman"/>
+            <w:lang w:val="en-US"/>
+          </w:rPr>
+          <w:t>/blob/</w:t>
+        </w:r>
+        <w:r>
+          <w:rPr>
+            <w:rStyle w:val="ae"/>
+            <w:rFonts w:ascii="Times New Roman" w:hAnsi="Times New Roman" w:cs="Times New Roman"/>
+            <w:lang w:val="en-US"/>
+          </w:rPr>
+          <w:t>d</w:t>
+        </w:r>
+        <w:r>
+          <w:rPr>
+            <w:rStyle w:val="ae"/>
+            <w:rFonts w:ascii="Times New Roman" w:hAnsi="Times New Roman" w:cs="Times New Roman"/>
+            <w:lang w:val="en-US"/>
+          </w:rPr>
+          <w:t>2</w:t>
+        </w:r>
+        <w:r>
+          <w:rPr>
+            <w:rStyle w:val="ae"/>
+            <w:rFonts w:ascii="Times New Roman" w:hAnsi="Times New Roman" w:cs="Times New Roman"/>
+            <w:lang w:val="en-US"/>
+          </w:rPr>
+          <w:t>2</w:t>
+        </w:r>
+        <w:r>
+          <w:rPr>
+            <w:rStyle w:val="ae"/>
+            <w:rFonts w:ascii="Times New Roman" w:hAnsi="Times New Roman" w:cs="Times New Roman"/>
+            <w:lang w:val="en-US"/>
+          </w:rPr>
+          <w:t>7b2cce68db4ef2ca69943a33166bd7cbf0d70/ai_12/vasyl_kozii/epic_2/algotester_task_1_variant_1_vasyl_kozii.cpp</w:t>
         </w:r>
       </w:hyperlink>
     </w:p>
@@ -9831,7 +9965,7 @@
         </w:rPr>
         <w:lastRenderedPageBreak/>
         <w:drawing>
-          <wp:inline distT="0" distB="0" distL="0" distR="0" wp14:anchorId="50825436" wp14:editId="4C9CDDC2">
+          <wp:inline distT="0" distB="0" distL="0" distR="0" wp14:anchorId="50825436" wp14:editId="2231F323">
             <wp:extent cx="3880485" cy="5173980"/>
             <wp:effectExtent l="0" t="0" r="5715" b="7620"/>
             <wp:docPr id="1519224220" name="Рисунок 1"/>
@@ -10981,7 +11115,39 @@
             <w:rFonts w:ascii="Times New Roman" w:hAnsi="Times New Roman" w:cs="Times New Roman"/>
             <w:lang w:val="en-US"/>
           </w:rPr>
-          <w:t>https://github.com/artificial-intelligence-department/ai_programming_playground_2026/blob/cfb5414af2d13bddba5955c5a2b3e585d7fab772/ai_12/vasyl_kozii/epic_2/practice_task_1_vasyl_kozii.cpp</w:t>
+          <w:t>https://github.com/artificial-intelligence-department/ai_programming_playground_2026/b</w:t>
+        </w:r>
+        <w:r>
+          <w:rPr>
+            <w:rStyle w:val="ae"/>
+            <w:rFonts w:ascii="Times New Roman" w:hAnsi="Times New Roman" w:cs="Times New Roman"/>
+            <w:lang w:val="en-US"/>
+          </w:rPr>
+          <w:t>l</w:t>
+        </w:r>
+        <w:r>
+          <w:rPr>
+            <w:rStyle w:val="ae"/>
+            <w:rFonts w:ascii="Times New Roman" w:hAnsi="Times New Roman" w:cs="Times New Roman"/>
+            <w:lang w:val="en-US"/>
+          </w:rPr>
+          <w:t>ob/d227b2cce68db4ef2ca69943a33166bd7cbf0d70/ai_12/vasyl_kozii/epic_2/practice_task_1_va</w:t>
+        </w:r>
+        <w:r>
+          <w:rPr>
+            <w:rStyle w:val="ae"/>
+            <w:rFonts w:ascii="Times New Roman" w:hAnsi="Times New Roman" w:cs="Times New Roman"/>
+            <w:lang w:val="en-US"/>
+          </w:rPr>
+          <w:t>s</w:t>
+        </w:r>
+        <w:r>
+          <w:rPr>
+            <w:rStyle w:val="ae"/>
+            <w:rFonts w:ascii="Times New Roman" w:hAnsi="Times New Roman" w:cs="Times New Roman"/>
+            <w:lang w:val="en-US"/>
+          </w:rPr>
+          <w:t>yl_kozii.cpp</w:t>
         </w:r>
       </w:hyperlink>
     </w:p>
@@ -11354,7 +11520,55 @@
             <w:rFonts w:ascii="Times New Roman" w:hAnsi="Times New Roman" w:cs="Times New Roman"/>
             <w:lang w:val="en-US"/>
           </w:rPr>
-          <w:t>https://github.com/artificial-intelligence-department/ai_programming_playground_2026/blob/cfb5414af2d13bddba5955c5a2b3e585d7fab772/ai_12/vasyl_kozii/epic_2/self_practice_algotester_task_1_vasyl_kozii.cpp</w:t>
+          <w:t>https://git</w:t>
+        </w:r>
+        <w:r>
+          <w:rPr>
+            <w:rStyle w:val="ae"/>
+            <w:rFonts w:ascii="Times New Roman" w:hAnsi="Times New Roman" w:cs="Times New Roman"/>
+            <w:lang w:val="en-US"/>
+          </w:rPr>
+          <w:t>h</w:t>
+        </w:r>
+        <w:r>
+          <w:rPr>
+            <w:rStyle w:val="ae"/>
+            <w:rFonts w:ascii="Times New Roman" w:hAnsi="Times New Roman" w:cs="Times New Roman"/>
+            <w:lang w:val="en-US"/>
+          </w:rPr>
+          <w:t>ub.com/artificial-intelligence-department/ai_programming_playground_2026/b</w:t>
+        </w:r>
+        <w:r>
+          <w:rPr>
+            <w:rStyle w:val="ae"/>
+            <w:rFonts w:ascii="Times New Roman" w:hAnsi="Times New Roman" w:cs="Times New Roman"/>
+            <w:lang w:val="en-US"/>
+          </w:rPr>
+          <w:t>l</w:t>
+        </w:r>
+        <w:r>
+          <w:rPr>
+            <w:rStyle w:val="ae"/>
+            <w:rFonts w:ascii="Times New Roman" w:hAnsi="Times New Roman" w:cs="Times New Roman"/>
+            <w:lang w:val="en-US"/>
+          </w:rPr>
+          <w:t>ob/d</w:t>
+        </w:r>
+        <w:r>
+          <w:rPr>
+            <w:rStyle w:val="ae"/>
+            <w:rFonts w:ascii="Times New Roman" w:hAnsi="Times New Roman" w:cs="Times New Roman"/>
+            <w:lang w:val="en-US"/>
+          </w:rPr>
+          <w:t>2</w:t>
+        </w:r>
+        <w:r>
+          <w:rPr>
+            <w:rStyle w:val="ae"/>
+            <w:rFonts w:ascii="Times New Roman" w:hAnsi="Times New Roman" w:cs="Times New Roman"/>
+            <w:lang w:val="en-US"/>
+          </w:rPr>
+          <w:t>27b2cce68db4ef2ca69943a33166bd7cbf0d70/ai_12/vasyl_kozii/epic_2/self_practice_algotester_task_1_vasyl_kozii.cpp</w:t>
         </w:r>
       </w:hyperlink>
     </w:p>
@@ -18246,7 +18460,7 @@
           <w:lang w:val="en-US"/>
         </w:rPr>
         <w:drawing>
-          <wp:inline distT="0" distB="0" distL="0" distR="0" wp14:anchorId="3AB5E0A1" wp14:editId="0209CA27">
+          <wp:inline distT="0" distB="0" distL="0" distR="0" wp14:anchorId="3AB5E0A1" wp14:editId="027A2033">
             <wp:extent cx="6120765" cy="232410"/>
             <wp:effectExtent l="0" t="0" r="0" b="0"/>
             <wp:docPr id="32467156" name="Рисунок 4"/>
